--- a/sample/Musterfirma-Betriebsanleitung-Demo.docx
+++ b/sample/Musterfirma-Betriebsanleitung-Demo.docx
@@ -714,7 +714,7 @@
                 <w:sz w:val="18"/>
                 <w:szCs w:val="18"/>
               </w:rPr>
-              <w:t xml:space="preserve">2026-07-12</w:t>
+              <w:t xml:space="preserve">2026-07-20</w:t>
             </w:r>
           </w:p>
         </w:tc>
@@ -772,7 +772,7 @@
                 <w:sz w:val="18"/>
                 <w:szCs w:val="18"/>
               </w:rPr>
-              <w:t xml:space="preserve">2026-07-12</w:t>
+              <w:t xml:space="preserve">2026-07-20</w:t>
             </w:r>
           </w:p>
         </w:tc>
@@ -1388,7 +1388,7 @@
                 <w:sz w:val="18"/>
                 <w:szCs w:val="18"/>
               </w:rPr>
-              <w:t xml:space="preserve">2026-07-12</w:t>
+              <w:t xml:space="preserve">2026-07-20</w:t>
             </w:r>
           </w:p>
         </w:tc>
@@ -3354,7 +3354,7 @@
                 <wp:inline distT="0" distB="0" distL="0" distR="0">
                   <wp:extent cx="266700" cy="266700"/>
                   <wp:effectExtent t="0" r="0" b="0" l="0"/>
-                  <wp:docPr id="1" name="safety-icon-W023" descr="W023" title="W023"/>
+                  <wp:docPr id="1" name="safety-icon-W019" descr="W019" title="W019"/>
                   <wp:cNvGraphicFramePr>
                     <a:graphicFrameLocks xmlns:a="http://schemas.openxmlformats.org/drawingml/2006/main" noChangeAspect="1"/>
                   </wp:cNvGraphicFramePr>
@@ -3421,7 +3421,7 @@
                 <w:sz w:val="18"/>
                 <w:szCs w:val="18"/>
               </w:rPr>
-              <w:t xml:space="preserve">W023</w:t>
+              <w:t xml:space="preserve">W019</w:t>
             </w:r>
           </w:p>
         </w:tc>
@@ -3482,7 +3482,7 @@
                 <wp:inline distT="0" distB="0" distL="0" distR="0">
                   <wp:extent cx="266700" cy="266700"/>
                   <wp:effectExtent t="0" r="0" b="0" l="0"/>
-                  <wp:docPr id="1" name="safety-icon-W006" descr="W006" title="W006"/>
+                  <wp:docPr id="1" name="safety-icon-W024" descr="W024" title="W024"/>
                   <wp:cNvGraphicFramePr>
                     <a:graphicFrameLocks xmlns:a="http://schemas.openxmlformats.org/drawingml/2006/main" noChangeAspect="1"/>
                   </wp:cNvGraphicFramePr>
@@ -3549,7 +3549,7 @@
                 <w:sz w:val="18"/>
                 <w:szCs w:val="18"/>
               </w:rPr>
-              <w:t xml:space="preserve">W006</w:t>
+              <w:t xml:space="preserve">W024</w:t>
             </w:r>
           </w:p>
         </w:tc>
@@ -3738,7 +3738,7 @@
                 <wp:inline distT="0" distB="0" distL="0" distR="0">
                   <wp:extent cx="266700" cy="266700"/>
                   <wp:effectExtent t="0" r="0" b="0" l="0"/>
-                  <wp:docPr id="1" name="safety-icon-W029" descr="W029" title="W029"/>
+                  <wp:docPr id="1" name="safety-icon-W018" descr="W018" title="W018"/>
                   <wp:cNvGraphicFramePr>
                     <a:graphicFrameLocks xmlns:a="http://schemas.openxmlformats.org/drawingml/2006/main" noChangeAspect="1"/>
                   </wp:cNvGraphicFramePr>
@@ -3805,7 +3805,7 @@
                 <w:sz w:val="18"/>
                 <w:szCs w:val="18"/>
               </w:rPr>
-              <w:t xml:space="preserve">W029</w:t>
+              <w:t xml:space="preserve">W018</w:t>
             </w:r>
           </w:p>
         </w:tc>
@@ -4181,10 +4181,10 @@
                           </pic:cNvPicPr>
                         </pic:nvPicPr>
                         <pic:blipFill>
-                          <a:blip r:embed="rId22" cstate="none">
+                          <a:blip r:embed="rId21" cstate="none">
                             <a:extLst>
                               <a:ext uri="{96DAC541-7B7A-43D3-8B79-37D633B846F1}">
-                                <asvg:svgBlip xmlns:asvg="http://schemas.microsoft.com/office/drawing/2016/SVG/main" r:embed="rId21"/>
+                                <asvg:svgBlip xmlns:asvg="http://schemas.microsoft.com/office/drawing/2016/SVG/main" r:embed="rId12"/>
                               </a:ext>
                             </a:extLst>
                           </a:blip>
@@ -4325,10 +4325,10 @@
                           </pic:cNvPicPr>
                         </pic:nvPicPr>
                         <pic:blipFill>
-                          <a:blip r:embed="rId22" cstate="none">
+                          <a:blip r:embed="rId21" cstate="none">
                             <a:extLst>
                               <a:ext uri="{96DAC541-7B7A-43D3-8B79-37D633B846F1}">
-                                <asvg:svgBlip xmlns:asvg="http://schemas.microsoft.com/office/drawing/2016/SVG/main" r:embed="rId21"/>
+                                <asvg:svgBlip xmlns:asvg="http://schemas.microsoft.com/office/drawing/2016/SVG/main" r:embed="rId12"/>
                               </a:ext>
                             </a:extLst>
                           </a:blip>
@@ -4455,7 +4455,7 @@
                 <wp:inline distT="0" distB="0" distL="0" distR="0">
                   <wp:extent cx="304800" cy="304800"/>
                   <wp:effectExtent t="0" r="0" b="0" l="0"/>
-                  <wp:docPr id="1" name="safety-icon-W023" descr="W023" title="W023"/>
+                  <wp:docPr id="1" name="safety-icon-W019" descr="W019" title="W019"/>
                   <wp:cNvGraphicFramePr>
                     <a:graphicFrameLocks xmlns:a="http://schemas.openxmlformats.org/drawingml/2006/main" noChangeAspect="1"/>
                   </wp:cNvGraphicFramePr>
@@ -4469,10 +4469,10 @@
                           </pic:cNvPicPr>
                         </pic:nvPicPr>
                         <pic:blipFill>
-                          <a:blip r:embed="rId22" cstate="none">
+                          <a:blip r:embed="rId21" cstate="none">
                             <a:extLst>
                               <a:ext uri="{96DAC541-7B7A-43D3-8B79-37D633B846F1}">
-                                <asvg:svgBlip xmlns:asvg="http://schemas.microsoft.com/office/drawing/2016/SVG/main" r:embed="rId23"/>
+                                <asvg:svgBlip xmlns:asvg="http://schemas.microsoft.com/office/drawing/2016/SVG/main" r:embed="rId14"/>
                               </a:ext>
                             </a:extLst>
                           </a:blip>
@@ -4599,7 +4599,7 @@
                 <wp:inline distT="0" distB="0" distL="0" distR="0">
                   <wp:extent cx="304800" cy="304800"/>
                   <wp:effectExtent t="0" r="0" b="0" l="0"/>
-                  <wp:docPr id="1" name="safety-icon-W006" descr="W006" title="W006"/>
+                  <wp:docPr id="1" name="safety-icon-W024" descr="W024" title="W024"/>
                   <wp:cNvGraphicFramePr>
                     <a:graphicFrameLocks xmlns:a="http://schemas.openxmlformats.org/drawingml/2006/main" noChangeAspect="1"/>
                   </wp:cNvGraphicFramePr>
@@ -4613,10 +4613,10 @@
                           </pic:cNvPicPr>
                         </pic:nvPicPr>
                         <pic:blipFill>
-                          <a:blip r:embed="rId22" cstate="none">
+                          <a:blip r:embed="rId21" cstate="none">
                             <a:extLst>
                               <a:ext uri="{96DAC541-7B7A-43D3-8B79-37D633B846F1}">
-                                <asvg:svgBlip xmlns:asvg="http://schemas.microsoft.com/office/drawing/2016/SVG/main" r:embed="rId24"/>
+                                <asvg:svgBlip xmlns:asvg="http://schemas.microsoft.com/office/drawing/2016/SVG/main" r:embed="rId15"/>
                               </a:ext>
                             </a:extLst>
                           </a:blip>
@@ -4757,10 +4757,10 @@
                           </pic:cNvPicPr>
                         </pic:nvPicPr>
                         <pic:blipFill>
-                          <a:blip r:embed="rId22" cstate="none">
+                          <a:blip r:embed="rId21" cstate="none">
                             <a:extLst>
                               <a:ext uri="{96DAC541-7B7A-43D3-8B79-37D633B846F1}">
-                                <asvg:svgBlip xmlns:asvg="http://schemas.microsoft.com/office/drawing/2016/SVG/main" r:embed="rId25"/>
+                                <asvg:svgBlip xmlns:asvg="http://schemas.microsoft.com/office/drawing/2016/SVG/main" r:embed="rId16"/>
                               </a:ext>
                             </a:extLst>
                           </a:blip>
@@ -4887,7 +4887,7 @@
                 <wp:inline distT="0" distB="0" distL="0" distR="0">
                   <wp:extent cx="304800" cy="304800"/>
                   <wp:effectExtent t="0" r="0" b="0" l="0"/>
-                  <wp:docPr id="1" name="safety-icon-W029" descr="W029" title="W029"/>
+                  <wp:docPr id="1" name="safety-icon-W018" descr="W018" title="W018"/>
                   <wp:cNvGraphicFramePr>
                     <a:graphicFrameLocks xmlns:a="http://schemas.openxmlformats.org/drawingml/2006/main" noChangeAspect="1"/>
                   </wp:cNvGraphicFramePr>
@@ -4901,10 +4901,10 @@
                           </pic:cNvPicPr>
                         </pic:nvPicPr>
                         <pic:blipFill>
-                          <a:blip r:embed="rId22" cstate="none">
+                          <a:blip r:embed="rId21" cstate="none">
                             <a:extLst>
                               <a:ext uri="{96DAC541-7B7A-43D3-8B79-37D633B846F1}">
-                                <asvg:svgBlip xmlns:asvg="http://schemas.microsoft.com/office/drawing/2016/SVG/main" r:embed="rId26"/>
+                                <asvg:svgBlip xmlns:asvg="http://schemas.microsoft.com/office/drawing/2016/SVG/main" r:embed="rId17"/>
                               </a:ext>
                             </a:extLst>
                           </a:blip>
@@ -5045,10 +5045,10 @@
                           </pic:cNvPicPr>
                         </pic:nvPicPr>
                         <pic:blipFill>
-                          <a:blip r:embed="rId28" cstate="none">
+                          <a:blip r:embed="rId22" cstate="none">
                             <a:extLst>
                               <a:ext uri="{96DAC541-7B7A-43D3-8B79-37D633B846F1}">
-                                <asvg:svgBlip xmlns:asvg="http://schemas.microsoft.com/office/drawing/2016/SVG/main" r:embed="rId27"/>
+                                <asvg:svgBlip xmlns:asvg="http://schemas.microsoft.com/office/drawing/2016/SVG/main" r:embed="rId18"/>
                               </a:ext>
                             </a:extLst>
                           </a:blip>
@@ -5189,10 +5189,10 @@
                           </pic:cNvPicPr>
                         </pic:nvPicPr>
                         <pic:blipFill>
-                          <a:blip r:embed="rId22" cstate="none">
+                          <a:blip r:embed="rId21" cstate="none">
                             <a:extLst>
                               <a:ext uri="{96DAC541-7B7A-43D3-8B79-37D633B846F1}">
-                                <asvg:svgBlip xmlns:asvg="http://schemas.microsoft.com/office/drawing/2016/SVG/main" r:embed="rId29"/>
+                                <asvg:svgBlip xmlns:asvg="http://schemas.microsoft.com/office/drawing/2016/SVG/main" r:embed="rId20"/>
                               </a:ext>
                             </a:extLst>
                           </a:blip>
@@ -6728,7 +6728,7 @@
                 <w:sz w:val="18"/>
                 <w:szCs w:val="18"/>
               </w:rPr>
-              <w:t xml:space="preserve">M017</w:t>
+              <w:t xml:space="preserve">M014</w:t>
             </w:r>
           </w:p>
         </w:tc>
@@ -8041,7 +8041,7 @@
                 <w:sz w:val="18"/>
                 <w:szCs w:val="18"/>
               </w:rPr>
-              <w:t xml:space="preserve">W023</w:t>
+              <w:t xml:space="preserve">W019</w:t>
             </w:r>
           </w:p>
         </w:tc>
@@ -8239,7 +8239,7 @@
                 <w:sz w:val="18"/>
                 <w:szCs w:val="18"/>
               </w:rPr>
-              <w:t xml:space="preserve">W006</w:t>
+              <w:t xml:space="preserve">W024</w:t>
             </w:r>
           </w:p>
         </w:tc>
@@ -8635,7 +8635,7 @@
                 <w:sz w:val="18"/>
                 <w:szCs w:val="18"/>
               </w:rPr>
-              <w:t xml:space="preserve">W029</w:t>
+              <w:t xml:space="preserve">W018</w:t>
             </w:r>
           </w:p>
         </w:tc>
@@ -9334,7 +9334,7 @@
                     </pic:cNvPicPr>
                   </pic:nvPicPr>
                   <pic:blipFill>
-                    <a:blip r:embed="rId30" cstate="none"/>
+                    <a:blip r:embed="rId23" cstate="none"/>
                     <a:srcRect/>
                     <a:stretch>
                       <a:fillRect/>
@@ -9500,7 +9500,7 @@
                     </pic:cNvPicPr>
                   </pic:nvPicPr>
                   <pic:blipFill>
-                    <a:blip r:embed="rId30" cstate="none"/>
+                    <a:blip r:embed="rId23" cstate="none"/>
                     <a:srcRect/>
                     <a:stretch>
                       <a:fillRect/>
@@ -9916,7 +9916,7 @@
                     </pic:cNvPicPr>
                   </pic:nvPicPr>
                   <pic:blipFill>
-                    <a:blip r:embed="rId31" cstate="none"/>
+                    <a:blip r:embed="rId24" cstate="none"/>
                     <a:srcRect/>
                     <a:stretch>
                       <a:fillRect/>
@@ -10202,7 +10202,7 @@
                     </pic:cNvPicPr>
                   </pic:nvPicPr>
                   <pic:blipFill>
-                    <a:blip r:embed="rId32" cstate="none"/>
+                    <a:blip r:embed="rId25" cstate="none"/>
                     <a:srcRect/>
                     <a:stretch>
                       <a:fillRect/>
@@ -10488,7 +10488,7 @@
                     </pic:cNvPicPr>
                   </pic:nvPicPr>
                   <pic:blipFill>
-                    <a:blip r:embed="rId33" cstate="none"/>
+                    <a:blip r:embed="rId26" cstate="none"/>
                     <a:srcRect/>
                     <a:stretch>
                       <a:fillRect/>
@@ -10948,7 +10948,7 @@
                     </pic:cNvPicPr>
                   </pic:nvPicPr>
                   <pic:blipFill>
-                    <a:blip r:embed="rId34" cstate="none"/>
+                    <a:blip r:embed="rId27" cstate="none"/>
                     <a:srcRect/>
                     <a:stretch>
                       <a:fillRect/>
@@ -11306,7 +11306,7 @@
                     </pic:cNvPicPr>
                   </pic:nvPicPr>
                   <pic:blipFill>
-                    <a:blip r:embed="rId35" cstate="none"/>
+                    <a:blip r:embed="rId28" cstate="none"/>
                     <a:srcRect/>
                     <a:stretch>
                       <a:fillRect/>
@@ -11368,7 +11368,7 @@
                     </pic:cNvPicPr>
                   </pic:nvPicPr>
                   <pic:blipFill>
-                    <a:blip r:embed="rId30" cstate="none"/>
+                    <a:blip r:embed="rId23" cstate="none"/>
                     <a:srcRect/>
                     <a:stretch>
                       <a:fillRect/>
@@ -11430,7 +11430,7 @@
                     </pic:cNvPicPr>
                   </pic:nvPicPr>
                   <pic:blipFill>
-                    <a:blip r:embed="rId30" cstate="none"/>
+                    <a:blip r:embed="rId23" cstate="none"/>
                     <a:srcRect/>
                     <a:stretch>
                       <a:fillRect/>
@@ -11492,7 +11492,7 @@
                     </pic:cNvPicPr>
                   </pic:nvPicPr>
                   <pic:blipFill>
-                    <a:blip r:embed="rId30" cstate="none"/>
+                    <a:blip r:embed="rId23" cstate="none"/>
                     <a:srcRect/>
                     <a:stretch>
                       <a:fillRect/>
@@ -13530,7 +13530,7 @@
                     </pic:cNvPicPr>
                   </pic:nvPicPr>
                   <pic:blipFill>
-                    <a:blip r:embed="rId30" cstate="none"/>
+                    <a:blip r:embed="rId23" cstate="none"/>
                     <a:srcRect/>
                     <a:stretch>
                       <a:fillRect/>
@@ -13858,7 +13858,7 @@
                     </pic:cNvPicPr>
                   </pic:nvPicPr>
                   <pic:blipFill>
-                    <a:blip r:embed="rId30" cstate="none"/>
+                    <a:blip r:embed="rId23" cstate="none"/>
                     <a:srcRect/>
                     <a:stretch>
                       <a:fillRect/>
@@ -13920,7 +13920,7 @@
                     </pic:cNvPicPr>
                   </pic:nvPicPr>
                   <pic:blipFill>
-                    <a:blip r:embed="rId30" cstate="none"/>
+                    <a:blip r:embed="rId23" cstate="none"/>
                     <a:srcRect/>
                     <a:stretch>
                       <a:fillRect/>
